--- a/templates/llc_template.docx
+++ b/templates/llc_template.docx
@@ -4484,7 +4484,7 @@
     <w:p>
       <w:pPr>
         <w:tabs>
-          <w:tab w:val="left" w:leader="none" w:pos="0"/>
+          <w:tab w:val="left" w:leader="none" w:pos="720"/>
         </w:tabs>
         <w:ind w:left="0" w:firstLine="0"/>
         <w:jc w:val="both"/>
@@ -4742,8 +4742,8 @@
       <w:pPr>
         <w:pStyle w:val="Heading3"/>
         <w:tabs>
-          <w:tab w:val="left" w:leader="none" w:pos="0"/>
-          <w:tab w:val="left" w:leader="none" w:pos="0"/>
+          <w:tab w:val="left" w:leader="none" w:pos="720"/>
+          <w:tab w:val="left" w:leader="none" w:pos="720"/>
           <w:tab w:val="left" w:leader="none" w:pos="720"/>
           <w:tab w:val="left" w:leader="none" w:pos="1440"/>
           <w:tab w:val="left" w:leader="none" w:pos="2880"/>
@@ -4809,8 +4809,8 @@
       <w:pPr>
         <w:pStyle w:val="Heading3"/>
         <w:tabs>
-          <w:tab w:val="left" w:leader="none" w:pos="0"/>
-          <w:tab w:val="left" w:leader="none" w:pos="0"/>
+          <w:tab w:val="left" w:leader="none" w:pos="720"/>
+          <w:tab w:val="left" w:leader="none" w:pos="720"/>
           <w:tab w:val="left" w:leader="none" w:pos="2430"/>
           <w:tab w:val="left" w:leader="none" w:pos="2520"/>
           <w:tab w:val="left" w:leader="none" w:pos="2880"/>
@@ -4945,8 +4945,8 @@
       <w:pPr>
         <w:pStyle w:val="Heading3"/>
         <w:tabs>
-          <w:tab w:val="left" w:leader="none" w:pos="0"/>
-          <w:tab w:val="left" w:leader="none" w:pos="0"/>
+          <w:tab w:val="left" w:leader="none" w:pos="720"/>
+          <w:tab w:val="left" w:leader="none" w:pos="720"/>
           <w:tab w:val="left" w:leader="none" w:pos="2430"/>
           <w:tab w:val="left" w:leader="none" w:pos="2520"/>
           <w:tab w:val="left" w:leader="none" w:pos="2880"/>
@@ -5041,8 +5041,8 @@
       <w:pPr>
         <w:pStyle w:val="Heading3"/>
         <w:tabs>
-          <w:tab w:val="left" w:leader="none" w:pos="0"/>
-          <w:tab w:val="left" w:leader="none" w:pos="0"/>
+          <w:tab w:val="left" w:leader="none" w:pos="720"/>
+          <w:tab w:val="left" w:leader="none" w:pos="720"/>
           <w:tab w:val="left" w:leader="none" w:pos="2430"/>
           <w:tab w:val="left" w:leader="none" w:pos="2520"/>
           <w:tab w:val="left" w:leader="none" w:pos="2880"/>
@@ -5975,7 +5975,7 @@
     <w:p>
       <w:pPr>
         <w:tabs>
-          <w:tab w:val="left" w:leader="none" w:pos="0"/>
+          <w:tab w:val="left" w:leader="none" w:pos="720"/>
           <w:tab w:val="left" w:leader="none" w:pos="720"/>
           <w:tab w:val="left" w:leader="none" w:pos="1440"/>
           <w:tab w:val="left" w:leader="none" w:pos="2160"/>
@@ -6362,8 +6362,8 @@
       <w:pPr>
         <w:pStyle w:val="Heading3"/>
         <w:tabs>
-          <w:tab w:val="left" w:leader="none" w:pos="0"/>
-          <w:tab w:val="left" w:leader="none" w:pos="0"/>
+          <w:tab w:val="left" w:leader="none" w:pos="720"/>
+          <w:tab w:val="left" w:leader="none" w:pos="720"/>
           <w:tab w:val="left" w:leader="none" w:pos="90"/>
         </w:tabs>
         <w:spacing w:after="0" w:lineRule="auto"/>
@@ -6904,8 +6904,8 @@
       <w:pPr>
         <w:pStyle w:val="Heading3"/>
         <w:tabs>
-          <w:tab w:val="left" w:leader="none" w:pos="0"/>
-          <w:tab w:val="left" w:leader="none" w:pos="0"/>
+          <w:tab w:val="left" w:leader="none" w:pos="720"/>
+          <w:tab w:val="left" w:leader="none" w:pos="720"/>
           <w:tab w:val="left" w:leader="none" w:pos="90"/>
         </w:tabs>
         <w:spacing w:after="0" w:lineRule="auto"/>
@@ -6926,8 +6926,8 @@
       <w:pPr>
         <w:pStyle w:val="Heading3"/>
         <w:tabs>
-          <w:tab w:val="left" w:leader="none" w:pos="0"/>
-          <w:tab w:val="left" w:leader="none" w:pos="0"/>
+          <w:tab w:val="left" w:leader="none" w:pos="720"/>
+          <w:tab w:val="left" w:leader="none" w:pos="720"/>
           <w:tab w:val="left" w:leader="none" w:pos="90"/>
           <w:tab w:val="left" w:leader="none" w:pos="720"/>
         </w:tabs>
@@ -8030,8 +8030,8 @@
       <w:pPr>
         <w:pStyle w:val="Heading4"/>
         <w:tabs>
-          <w:tab w:val="left" w:leader="none" w:pos="0"/>
-          <w:tab w:val="left" w:leader="none" w:pos="0"/>
+          <w:tab w:val="left" w:leader="none" w:pos="720"/>
+          <w:tab w:val="left" w:leader="none" w:pos="720"/>
         </w:tabs>
         <w:spacing w:after="0" w:lineRule="auto"/>
         <w:ind w:left="-7" w:hanging="7"/>
